--- a/protos-farm-documentation-small/ProtosFarm_Fase4_Inteligencia_IoT_Analytics_UserStories.docx
+++ b/protos-farm-documentation-small/ProtosFarm_Fase4_Inteligencia_IoT_Analytics_UserStories.docx
@@ -6306,62 +6306,7 @@
                 <w:sz w:val="17"/>
                 <w:szCs w:val="17"/>
               </w:rPr>
-              <w:t xml:space="preserve">Como </w:t>
-            </w:r>
-            <w:r>
-              <w:rPr>
-                <w:rFonts w:ascii="Arial" w:cs="Arial" w:eastAsia="Arial" w:hAnsi="Arial"/>
-                <w:i/>
-                <w:iCs/>
-                <w:color w:val="1A1A1A"/>
-                <w:sz w:val="17"/>
-                <w:szCs w:val="17"/>
-              </w:rPr>
-              <w:t xml:space="preserve">proprietário ou diretor</w:t>
-            </w:r>
-            <w:r>
-              <w:rPr>
-                <w:rFonts w:ascii="Arial" w:cs="Arial" w:eastAsia="Arial" w:hAnsi="Arial"/>
-                <w:i/>
-                <w:iCs/>
-                <w:color w:val="1A1A1A"/>
-                <w:sz w:val="17"/>
-                <w:szCs w:val="17"/>
-              </w:rPr>
-              <w:t xml:space="preserve">, quero </w:t>
-            </w:r>
-            <w:r>
-              <w:rPr>
-                <w:rFonts w:ascii="Arial" w:cs="Arial" w:eastAsia="Arial" w:hAnsi="Arial"/>
-                <w:i/>
-                <w:iCs/>
-                <w:color w:val="1A1A1A"/>
-                <w:sz w:val="17"/>
-                <w:szCs w:val="17"/>
-              </w:rPr>
-              <w:t xml:space="preserve">visualizar os KPIs financeiros, produtivos e operacionais de todas as fazendas em uma única tela, com drill-down por unidade</w:t>
-            </w:r>
-            <w:r>
-              <w:rPr>
-                <w:rFonts w:ascii="Arial" w:cs="Arial" w:eastAsia="Arial" w:hAnsi="Arial"/>
-                <w:i/>
-                <w:iCs/>
-                <w:color w:val="1A1A1A"/>
-                <w:sz w:val="17"/>
-                <w:szCs w:val="17"/>
-              </w:rPr>
-              <w:t xml:space="preserve">, para </w:t>
-            </w:r>
-            <w:r>
-              <w:rPr>
-                <w:rFonts w:ascii="Arial" w:cs="Arial" w:eastAsia="Arial" w:hAnsi="Arial"/>
-                <w:i/>
-                <w:iCs/>
-                <w:color w:val="1A1A1A"/>
-                <w:sz w:val="17"/>
-                <w:szCs w:val="17"/>
-              </w:rPr>
-              <w:t xml:space="preserve">eu tenha visão executiva do negócio sem precisar navegar em cada módulo separadamente</w:t>
+              <w:t>Como proprietário ou diretor, quero visualizar os KPIs financeiros, produtivos e operacionais de todas as fazendas em uma única tela, com drill-down por unidade, para eu tenha visão executiva do negócio sem precisar navegar em cada módulo separadamente</w:t>
             </w:r>
           </w:p>
         </w:tc>
@@ -6684,62 +6629,7 @@
                 <w:sz w:val="17"/>
                 <w:szCs w:val="17"/>
               </w:rPr>
-              <w:t xml:space="preserve">Como </w:t>
-            </w:r>
-            <w:r>
-              <w:rPr>
-                <w:rFonts w:ascii="Arial" w:cs="Arial" w:eastAsia="Arial" w:hAnsi="Arial"/>
-                <w:i/>
-                <w:iCs/>
-                <w:color w:val="1A1A1A"/>
-                <w:sz w:val="17"/>
-                <w:szCs w:val="17"/>
-              </w:rPr>
-              <w:t xml:space="preserve">gerente de pecuária ou veterinário</w:t>
-            </w:r>
-            <w:r>
-              <w:rPr>
-                <w:rFonts w:ascii="Arial" w:cs="Arial" w:eastAsia="Arial" w:hAnsi="Arial"/>
-                <w:i/>
-                <w:iCs/>
-                <w:color w:val="1A1A1A"/>
-                <w:sz w:val="17"/>
-                <w:szCs w:val="17"/>
-              </w:rPr>
-              <w:t xml:space="preserve">, quero </w:t>
-            </w:r>
-            <w:r>
-              <w:rPr>
-                <w:rFonts w:ascii="Arial" w:cs="Arial" w:eastAsia="Arial" w:hAnsi="Arial"/>
-                <w:i/>
-                <w:iCs/>
-                <w:color w:val="1A1A1A"/>
-                <w:sz w:val="17"/>
-                <w:szCs w:val="17"/>
-              </w:rPr>
-              <w:t xml:space="preserve">definir metas reprodutivas, produtivas e sanitárias e acompanhar os indicadores zootécnicos em tempo real contra essas metas</w:t>
-            </w:r>
-            <w:r>
-              <w:rPr>
-                <w:rFonts w:ascii="Arial" w:cs="Arial" w:eastAsia="Arial" w:hAnsi="Arial"/>
-                <w:i/>
-                <w:iCs/>
-                <w:color w:val="1A1A1A"/>
-                <w:sz w:val="17"/>
-                <w:szCs w:val="17"/>
-              </w:rPr>
-              <w:t xml:space="preserve">, para </w:t>
-            </w:r>
-            <w:r>
-              <w:rPr>
-                <w:rFonts w:ascii="Arial" w:cs="Arial" w:eastAsia="Arial" w:hAnsi="Arial"/>
-                <w:i/>
-                <w:iCs/>
-                <w:color w:val="1A1A1A"/>
-                <w:sz w:val="17"/>
-                <w:szCs w:val="17"/>
-              </w:rPr>
-              <w:t xml:space="preserve">eu identifique problemas rapidamente e tome ações corretivas antes que afetem a produtividade do rebanho</w:t>
+              <w:t>Como gerente de pecuária ou veterinário, quero definir metas reprodutivas, produtivas e sanitárias e acompanhar os indicadores zootécnicos em tempo real contra essas metas, para eu identifique problemas rapidamente e tome ações corretivas antes que afetem a produtividade do rebanho</w:t>
             </w:r>
           </w:p>
         </w:tc>
@@ -7049,62 +6939,7 @@
                 <w:sz w:val="17"/>
                 <w:szCs w:val="17"/>
               </w:rPr>
-              <w:t xml:space="preserve">Como </w:t>
-            </w:r>
-            <w:r>
-              <w:rPr>
-                <w:rFonts w:ascii="Arial" w:cs="Arial" w:eastAsia="Arial" w:hAnsi="Arial"/>
-                <w:i/>
-                <w:iCs/>
-                <w:color w:val="1A1A1A"/>
-                <w:sz w:val="17"/>
-                <w:szCs w:val="17"/>
-              </w:rPr>
-              <w:t xml:space="preserve">gerente agrícola ou agrônomo</w:t>
-            </w:r>
-            <w:r>
-              <w:rPr>
-                <w:rFonts w:ascii="Arial" w:cs="Arial" w:eastAsia="Arial" w:hAnsi="Arial"/>
-                <w:i/>
-                <w:iCs/>
-                <w:color w:val="1A1A1A"/>
-                <w:sz w:val="17"/>
-                <w:szCs w:val="17"/>
-              </w:rPr>
-              <w:t xml:space="preserve">, quero </w:t>
-            </w:r>
-            <w:r>
-              <w:rPr>
-                <w:rFonts w:ascii="Arial" w:cs="Arial" w:eastAsia="Arial" w:hAnsi="Arial"/>
-                <w:i/>
-                <w:iCs/>
-                <w:color w:val="1A1A1A"/>
-                <w:sz w:val="17"/>
-                <w:szCs w:val="17"/>
-              </w:rPr>
-              <w:t xml:space="preserve">visualizar a performance de cada talhão por safra com indicadores produtivos, financeiros e agronômicos</w:t>
-            </w:r>
-            <w:r>
-              <w:rPr>
-                <w:rFonts w:ascii="Arial" w:cs="Arial" w:eastAsia="Arial" w:hAnsi="Arial"/>
-                <w:i/>
-                <w:iCs/>
-                <w:color w:val="1A1A1A"/>
-                <w:sz w:val="17"/>
-                <w:szCs w:val="17"/>
-              </w:rPr>
-              <w:t xml:space="preserve">, para </w:t>
-            </w:r>
-            <w:r>
-              <w:rPr>
-                <w:rFonts w:ascii="Arial" w:cs="Arial" w:eastAsia="Arial" w:hAnsi="Arial"/>
-                <w:i/>
-                <w:iCs/>
-                <w:color w:val="1A1A1A"/>
-                <w:sz w:val="17"/>
-                <w:szCs w:val="17"/>
-              </w:rPr>
-              <w:t xml:space="preserve">eu identifique talhões com baixa performance e otimize o manejo na próxima safra</w:t>
+              <w:t>Como gerente agrícola ou agrônomo, quero visualizar a performance de cada talhão por safra com indicadores produtivos, financeiros e agronômicos, para eu identifique talhões com baixa performance e otimize o manejo na próxima safra</w:t>
             </w:r>
           </w:p>
         </w:tc>
@@ -7592,62 +7427,7 @@
                 <w:sz w:val="17"/>
                 <w:szCs w:val="17"/>
               </w:rPr>
-              <w:t xml:space="preserve">Como </w:t>
-            </w:r>
-            <w:r>
-              <w:rPr>
-                <w:rFonts w:ascii="Arial" w:cs="Arial" w:eastAsia="Arial" w:hAnsi="Arial"/>
-                <w:i/>
-                <w:iCs/>
-                <w:color w:val="1A1A1A"/>
-                <w:sz w:val="17"/>
-                <w:szCs w:val="17"/>
-              </w:rPr>
-              <w:t xml:space="preserve">operador de campo ou gerente agrícola</w:t>
-            </w:r>
-            <w:r>
-              <w:rPr>
-                <w:rFonts w:ascii="Arial" w:cs="Arial" w:eastAsia="Arial" w:hAnsi="Arial"/>
-                <w:i/>
-                <w:iCs/>
-                <w:color w:val="1A1A1A"/>
-                <w:sz w:val="17"/>
-                <w:szCs w:val="17"/>
-              </w:rPr>
-              <w:t xml:space="preserve">, quero </w:t>
-            </w:r>
-            <w:r>
-              <w:rPr>
-                <w:rFonts w:ascii="Arial" w:cs="Arial" w:eastAsia="Arial" w:hAnsi="Arial"/>
-                <w:i/>
-                <w:iCs/>
-                <w:color w:val="1A1A1A"/>
-                <w:sz w:val="17"/>
-                <w:szCs w:val="17"/>
-              </w:rPr>
-              <w:t xml:space="preserve">registrar dados climáticos manualmente via app e receber dados automaticamente de estações meteorológicas</w:t>
-            </w:r>
-            <w:r>
-              <w:rPr>
-                <w:rFonts w:ascii="Arial" w:cs="Arial" w:eastAsia="Arial" w:hAnsi="Arial"/>
-                <w:i/>
-                <w:iCs/>
-                <w:color w:val="1A1A1A"/>
-                <w:sz w:val="17"/>
-                <w:szCs w:val="17"/>
-              </w:rPr>
-              <w:t xml:space="preserve">, para </w:t>
-            </w:r>
-            <w:r>
-              <w:rPr>
-                <w:rFonts w:ascii="Arial" w:cs="Arial" w:eastAsia="Arial" w:hAnsi="Arial"/>
-                <w:i/>
-                <w:iCs/>
-                <w:color w:val="1A1A1A"/>
-                <w:sz w:val="17"/>
-                <w:szCs w:val="17"/>
-              </w:rPr>
-              <w:t xml:space="preserve">eu tenha histórico climático confiável para correlacionar com produtividade e tomar decisões agronômicas embasadas</w:t>
+              <w:t>Como operador de campo ou gerente agrícola, quero registrar dados climáticos manualmente via app e receber dados automaticamente de estações meteorológicas, para eu tenha histórico climático confiável para correlacionar com produtividade e tomar decisões agronômicas embasadas</w:t>
             </w:r>
           </w:p>
         </w:tc>
@@ -7826,6 +7606,64 @@
               <w:t xml:space="preserve">☐ Deduplicação: se mesmo período tem dado manual e automático, priorizar automático (configuraável). Se múltiplas fontes automáticas, priorizar estação local sobre API pública</w:t>
             </w:r>
           </w:p>
+          <w:p>
+            <w:pPr>
+              <w:spacing w:before="60" w:after="30"/>
+            </w:pPr>
+            <w:r>
+              <w:rPr>
+                <w:rFonts w:ascii="Arial" w:cs="Arial" w:eastAsia="Arial" w:hAnsi="Arial"/>
+                <w:b/>
+                <w:bCs/>
+                <w:color w:val="2E7D32"/>
+                <w:sz w:val="17"/>
+                <w:szCs w:val="17"/>
+              </w:rPr>
+              <w:t xml:space="preserve">Frontend / Interface:</w:t>
+            </w:r>
+          </w:p>
+          <w:p>
+            <w:pPr>
+              <w:spacing w:after="30"/>
+            </w:pPr>
+            <w:r>
+              <w:rPr>
+                <w:rFonts w:ascii="Arial" w:cs="Arial" w:eastAsia="Arial" w:hAnsi="Arial"/>
+                <w:color w:val="1A1A1A"/>
+                <w:sz w:val="17"/>
+                <w:szCs w:val="17"/>
+              </w:rPr>
+              <w:t xml:space="preserve">☐ Tela web de gestão de estações meteorológicas: listar, cadastrar, editar, desativar estações com status de conectividade (online/offline/erro)</w:t>
+            </w:r>
+          </w:p>
+          <w:p>
+            <w:pPr>
+              <w:spacing w:after="30"/>
+            </w:pPr>
+            <w:r>
+              <w:rPr>
+                <w:rFonts w:ascii="Arial" w:cs="Arial" w:eastAsia="Arial" w:hAnsi="Arial"/>
+                <w:color w:val="1A1A1A"/>
+                <w:sz w:val="17"/>
+                <w:szCs w:val="17"/>
+              </w:rPr>
+              <w:t xml:space="preserve">☐ Formulário de cadastro de estação: nome, localização (pin no mapa), tipo (manual/automática), protocolo, fazenda vinculada</w:t>
+            </w:r>
+          </w:p>
+          <w:p>
+            <w:pPr>
+              <w:spacing w:after="30"/>
+            </w:pPr>
+            <w:r>
+              <w:rPr>
+                <w:rFonts w:ascii="Arial" w:cs="Arial" w:eastAsia="Arial" w:hAnsi="Arial"/>
+                <w:color w:val="1A1A1A"/>
+                <w:sz w:val="17"/>
+                <w:szCs w:val="17"/>
+              </w:rPr>
+              <w:t xml:space="preserve">☐ Tela de configuração de integrações: cadastro de APIs (INMET, NASA POWER) com credenciais, frequência de coleta, status</w:t>
+            </w:r>
+          </w:p>
         </w:tc>
       </w:tr>
       <w:tr>
@@ -7914,62 +7752,7 @@
                 <w:sz w:val="17"/>
                 <w:szCs w:val="17"/>
               </w:rPr>
-              <w:t xml:space="preserve">Como </w:t>
-            </w:r>
-            <w:r>
-              <w:rPr>
-                <w:rFonts w:ascii="Arial" w:cs="Arial" w:eastAsia="Arial" w:hAnsi="Arial"/>
-                <w:i/>
-                <w:iCs/>
-                <w:color w:val="1A1A1A"/>
-                <w:sz w:val="17"/>
-                <w:szCs w:val="17"/>
-              </w:rPr>
-              <w:t xml:space="preserve">gerente agrícola ou agrônomo</w:t>
-            </w:r>
-            <w:r>
-              <w:rPr>
-                <w:rFonts w:ascii="Arial" w:cs="Arial" w:eastAsia="Arial" w:hAnsi="Arial"/>
-                <w:i/>
-                <w:iCs/>
-                <w:color w:val="1A1A1A"/>
-                <w:sz w:val="17"/>
-                <w:szCs w:val="17"/>
-              </w:rPr>
-              <w:t xml:space="preserve">, quero </w:t>
-            </w:r>
-            <w:r>
-              <w:rPr>
-                <w:rFonts w:ascii="Arial" w:cs="Arial" w:eastAsia="Arial" w:hAnsi="Arial"/>
-                <w:i/>
-                <w:iCs/>
-                <w:color w:val="1A1A1A"/>
-                <w:sz w:val="17"/>
-                <w:szCs w:val="17"/>
-              </w:rPr>
-              <w:t xml:space="preserve">visualizar o histórico climático por fazenda/talhão com gráficos intuitivos e receber alertas de condições adversas</w:t>
-            </w:r>
-            <w:r>
-              <w:rPr>
-                <w:rFonts w:ascii="Arial" w:cs="Arial" w:eastAsia="Arial" w:hAnsi="Arial"/>
-                <w:i/>
-                <w:iCs/>
-                <w:color w:val="1A1A1A"/>
-                <w:sz w:val="17"/>
-                <w:szCs w:val="17"/>
-              </w:rPr>
-              <w:t xml:space="preserve">, para </w:t>
-            </w:r>
-            <w:r>
-              <w:rPr>
-                <w:rFonts w:ascii="Arial" w:cs="Arial" w:eastAsia="Arial" w:hAnsi="Arial"/>
-                <w:i/>
-                <w:iCs/>
-                <w:color w:val="1A1A1A"/>
-                <w:sz w:val="17"/>
-                <w:szCs w:val="17"/>
-              </w:rPr>
-              <w:t xml:space="preserve">eu planeje operações no momento ideal e proteja a lavoura de eventos climáticos extremos</w:t>
+              <w:t>Como gerente agrícola ou agrônomo, quero visualizar o histórico climático por fazenda/talhão com gráficos intuitivos e receber alertas de condições adversas, para eu planeje operações no momento ideal e proteja a lavoura de eventos climáticos extremos</w:t>
             </w:r>
           </w:p>
         </w:tc>
@@ -8474,62 +8257,7 @@
                 <w:sz w:val="17"/>
                 <w:szCs w:val="17"/>
               </w:rPr>
-              <w:t xml:space="preserve">Como </w:t>
-            </w:r>
-            <w:r>
-              <w:rPr>
-                <w:rFonts w:ascii="Arial" w:cs="Arial" w:eastAsia="Arial" w:hAnsi="Arial"/>
-                <w:i/>
-                <w:iCs/>
-                <w:color w:val="1A1A1A"/>
-                <w:sz w:val="17"/>
-                <w:szCs w:val="17"/>
-              </w:rPr>
-              <w:t xml:space="preserve">agrônomo ou gerente agrícola</w:t>
-            </w:r>
-            <w:r>
-              <w:rPr>
-                <w:rFonts w:ascii="Arial" w:cs="Arial" w:eastAsia="Arial" w:hAnsi="Arial"/>
-                <w:i/>
-                <w:iCs/>
-                <w:color w:val="1A1A1A"/>
-                <w:sz w:val="17"/>
-                <w:szCs w:val="17"/>
-              </w:rPr>
-              <w:t xml:space="preserve">, quero </w:t>
-            </w:r>
-            <w:r>
-              <w:rPr>
-                <w:rFonts w:ascii="Arial" w:cs="Arial" w:eastAsia="Arial" w:hAnsi="Arial"/>
-                <w:i/>
-                <w:iCs/>
-                <w:color w:val="1A1A1A"/>
-                <w:sz w:val="17"/>
-                <w:szCs w:val="17"/>
-              </w:rPr>
-              <w:t xml:space="preserve">visualizar mapas NDVI/NDRE dos meus talhões atualizados semanalmente, com comparativo temporal e detecção de anomalias</w:t>
-            </w:r>
-            <w:r>
-              <w:rPr>
-                <w:rFonts w:ascii="Arial" w:cs="Arial" w:eastAsia="Arial" w:hAnsi="Arial"/>
-                <w:i/>
-                <w:iCs/>
-                <w:color w:val="1A1A1A"/>
-                <w:sz w:val="17"/>
-                <w:szCs w:val="17"/>
-              </w:rPr>
-              <w:t xml:space="preserve">, para </w:t>
-            </w:r>
-            <w:r>
-              <w:rPr>
-                <w:rFonts w:ascii="Arial" w:cs="Arial" w:eastAsia="Arial" w:hAnsi="Arial"/>
-                <w:i/>
-                <w:iCs/>
-                <w:color w:val="1A1A1A"/>
-                <w:sz w:val="17"/>
-                <w:szCs w:val="17"/>
-              </w:rPr>
-              <w:t xml:space="preserve">eu monitore a saúde da lavoura remotamente, identifique problemas antes que se tornem visíveis a olho nu e priorize visitas de campo</w:t>
+              <w:t>Como agrônomo ou gerente agrícola, quero visualizar mapas NDVI/NDRE dos meus talhões atualizados semanalmente, com comparativo temporal e detecção de anomalias, para eu monitore a saúde da lavoura remotamente, identifique problemas antes que se tornem visíveis a olho nu e priorize visitas de campo</w:t>
             </w:r>
           </w:p>
         </w:tc>
@@ -8838,62 +8566,7 @@
                 <w:sz w:val="17"/>
                 <w:szCs w:val="17"/>
               </w:rPr>
-              <w:t xml:space="preserve">Como </w:t>
-            </w:r>
-            <w:r>
-              <w:rPr>
-                <w:rFonts w:ascii="Arial" w:cs="Arial" w:eastAsia="Arial" w:hAnsi="Arial"/>
-                <w:i/>
-                <w:iCs/>
-                <w:color w:val="1A1A1A"/>
-                <w:sz w:val="17"/>
-                <w:szCs w:val="17"/>
-              </w:rPr>
-              <w:t xml:space="preserve">agrônomo</w:t>
-            </w:r>
-            <w:r>
-              <w:rPr>
-                <w:rFonts w:ascii="Arial" w:cs="Arial" w:eastAsia="Arial" w:hAnsi="Arial"/>
-                <w:i/>
-                <w:iCs/>
-                <w:color w:val="1A1A1A"/>
-                <w:sz w:val="17"/>
-                <w:szCs w:val="17"/>
-              </w:rPr>
-              <w:t xml:space="preserve">, quero </w:t>
-            </w:r>
-            <w:r>
-              <w:rPr>
-                <w:rFonts w:ascii="Arial" w:cs="Arial" w:eastAsia="Arial" w:hAnsi="Arial"/>
-                <w:i/>
-                <w:iCs/>
-                <w:color w:val="1A1A1A"/>
-                <w:sz w:val="17"/>
-                <w:szCs w:val="17"/>
-              </w:rPr>
-              <w:t xml:space="preserve">registrar análises de solo georreferenciadas e gerar mapas de fertilidade por nutriente</w:t>
-            </w:r>
-            <w:r>
-              <w:rPr>
-                <w:rFonts w:ascii="Arial" w:cs="Arial" w:eastAsia="Arial" w:hAnsi="Arial"/>
-                <w:i/>
-                <w:iCs/>
-                <w:color w:val="1A1A1A"/>
-                <w:sz w:val="17"/>
-                <w:szCs w:val="17"/>
-              </w:rPr>
-              <w:t xml:space="preserve">, para </w:t>
-            </w:r>
-            <w:r>
-              <w:rPr>
-                <w:rFonts w:ascii="Arial" w:cs="Arial" w:eastAsia="Arial" w:hAnsi="Arial"/>
-                <w:i/>
-                <w:iCs/>
-                <w:color w:val="1A1A1A"/>
-                <w:sz w:val="17"/>
-                <w:szCs w:val="17"/>
-              </w:rPr>
-              <w:t xml:space="preserve">eu recomende adubação precisa por zona do talhão, reduzindo desperdício de fertilizante e melhorando a produtividade</w:t>
+              <w:t>Como agrônomo, quero registrar análises de solo georreferenciadas e gerar mapas de fertilidade por nutriente, para eu recomende adubação precisa por zona do talhão, reduzindo desperdício de fertilizante e melhorando a produtividade</w:t>
             </w:r>
           </w:p>
         </w:tc>
@@ -9384,62 +9057,7 @@
                 <w:sz w:val="17"/>
                 <w:szCs w:val="17"/>
               </w:rPr>
-              <w:t xml:space="preserve">Como </w:t>
-            </w:r>
-            <w:r>
-              <w:rPr>
-                <w:rFonts w:ascii="Arial" w:cs="Arial" w:eastAsia="Arial" w:hAnsi="Arial"/>
-                <w:i/>
-                <w:iCs/>
-                <w:color w:val="1A1A1A"/>
-                <w:sz w:val="17"/>
-                <w:szCs w:val="17"/>
-              </w:rPr>
-              <w:t xml:space="preserve">gerente de pecuária ou vaqueiro</w:t>
-            </w:r>
-            <w:r>
-              <w:rPr>
-                <w:rFonts w:ascii="Arial" w:cs="Arial" w:eastAsia="Arial" w:hAnsi="Arial"/>
-                <w:i/>
-                <w:iCs/>
-                <w:color w:val="1A1A1A"/>
-                <w:sz w:val="17"/>
-                <w:szCs w:val="17"/>
-              </w:rPr>
-              <w:t xml:space="preserve">, quero </w:t>
-            </w:r>
-            <w:r>
-              <w:rPr>
-                <w:rFonts w:ascii="Arial" w:cs="Arial" w:eastAsia="Arial" w:hAnsi="Arial"/>
-                <w:i/>
-                <w:iCs/>
-                <w:color w:val="1A1A1A"/>
-                <w:sz w:val="17"/>
-                <w:szCs w:val="17"/>
-              </w:rPr>
-              <w:t xml:space="preserve">identificar automaticamente os animais pelo brinco eletrônico RFID durante manejos</w:t>
-            </w:r>
-            <w:r>
-              <w:rPr>
-                <w:rFonts w:ascii="Arial" w:cs="Arial" w:eastAsia="Arial" w:hAnsi="Arial"/>
-                <w:i/>
-                <w:iCs/>
-                <w:color w:val="1A1A1A"/>
-                <w:sz w:val="17"/>
-                <w:szCs w:val="17"/>
-              </w:rPr>
-              <w:t xml:space="preserve">, para </w:t>
-            </w:r>
-            <w:r>
-              <w:rPr>
-                <w:rFonts w:ascii="Arial" w:cs="Arial" w:eastAsia="Arial" w:hAnsi="Arial"/>
-                <w:i/>
-                <w:iCs/>
-                <w:color w:val="1A1A1A"/>
-                <w:sz w:val="17"/>
-                <w:szCs w:val="17"/>
-              </w:rPr>
-              <w:t xml:space="preserve">eu elimine erros de digitação, agilize o manejo e garanta rastreabilidade completa sem esforço manual</w:t>
+              <w:t>Como gerente de pecuária ou vaqueiro, quero identificar automaticamente os animais pelo brinco eletrônico RFID durante manejos, para eu elimine erros de digitação, agilize o manejo e garanta rastreabilidade completa sem esforço manual</w:t>
             </w:r>
           </w:p>
         </w:tc>
@@ -9632,6 +9250,64 @@
               <w:t xml:space="preserve">☐ Compatibilidade: Allflex RS420 (Bluetooth), Allflex LPR (bastão), AnimallTAG AT-100, Tru-Test XRS2, Tru-Test SRS2. Protocolo genérico serial para leitores não listados (configuração de baud rate, data bits, delimitador)</w:t>
             </w:r>
           </w:p>
+          <w:p>
+            <w:pPr>
+              <w:spacing w:before="60" w:after="30"/>
+            </w:pPr>
+            <w:r>
+              <w:rPr>
+                <w:rFonts w:ascii="Arial" w:cs="Arial" w:eastAsia="Arial" w:hAnsi="Arial"/>
+                <w:b/>
+                <w:bCs/>
+                <w:color w:val="2E7D32"/>
+                <w:sz w:val="17"/>
+                <w:szCs w:val="17"/>
+              </w:rPr>
+              <w:t xml:space="preserve">Frontend / Interface:</w:t>
+            </w:r>
+          </w:p>
+          <w:p>
+            <w:pPr>
+              <w:spacing w:after="30"/>
+            </w:pPr>
+            <w:r>
+              <w:rPr>
+                <w:rFonts w:ascii="Arial" w:cs="Arial" w:eastAsia="Arial" w:hAnsi="Arial"/>
+                <w:color w:val="1A1A1A"/>
+                <w:sz w:val="17"/>
+                <w:szCs w:val="17"/>
+              </w:rPr>
+              <w:t xml:space="preserve">☐ Tela web de cadastro de leitores RFID: listar dispositivos, cadastrar novo (modelo, fabricante, protocolo, série), status (ativo/inativo/manutenção)</w:t>
+            </w:r>
+          </w:p>
+          <w:p>
+            <w:pPr>
+              <w:spacing w:after="30"/>
+            </w:pPr>
+            <w:r>
+              <w:rPr>
+                <w:rFonts w:ascii="Arial" w:cs="Arial" w:eastAsia="Arial" w:hAnsi="Arial"/>
+                <w:color w:val="1A1A1A"/>
+                <w:sz w:val="17"/>
+                <w:szCs w:val="17"/>
+              </w:rPr>
+              <w:t xml:space="preserve">☐ Vinculação leitor-fazenda: dropdown de fazenda e ponto de uso (curral, balança, corredor) no cadastro</w:t>
+            </w:r>
+          </w:p>
+          <w:p>
+            <w:pPr>
+              <w:spacing w:after="30"/>
+            </w:pPr>
+            <w:r>
+              <w:rPr>
+                <w:rFonts w:ascii="Arial" w:cs="Arial" w:eastAsia="Arial" w:hAnsi="Arial"/>
+                <w:color w:val="1A1A1A"/>
+                <w:sz w:val="17"/>
+                <w:szCs w:val="17"/>
+              </w:rPr>
+              <w:t xml:space="preserve">☐ Dashboard de dispositivos: status em tempo real, última leitura, contagem de leituras/dia, alertas de desconexão</w:t>
+            </w:r>
+          </w:p>
         </w:tc>
       </w:tr>
       <w:tr>
@@ -9720,62 +9396,7 @@
                 <w:sz w:val="17"/>
                 <w:szCs w:val="17"/>
               </w:rPr>
-              <w:t xml:space="preserve">Como </w:t>
-            </w:r>
-            <w:r>
-              <w:rPr>
-                <w:rFonts w:ascii="Arial" w:cs="Arial" w:eastAsia="Arial" w:hAnsi="Arial"/>
-                <w:i/>
-                <w:iCs/>
-                <w:color w:val="1A1A1A"/>
-                <w:sz w:val="17"/>
-                <w:szCs w:val="17"/>
-              </w:rPr>
-              <w:t xml:space="preserve">gerente de pecuária ou vaqueiro</w:t>
-            </w:r>
-            <w:r>
-              <w:rPr>
-                <w:rFonts w:ascii="Arial" w:cs="Arial" w:eastAsia="Arial" w:hAnsi="Arial"/>
-                <w:i/>
-                <w:iCs/>
-                <w:color w:val="1A1A1A"/>
-                <w:sz w:val="17"/>
-                <w:szCs w:val="17"/>
-              </w:rPr>
-              <w:t xml:space="preserve">, quero </w:t>
-            </w:r>
-            <w:r>
-              <w:rPr>
-                <w:rFonts w:ascii="Arial" w:cs="Arial" w:eastAsia="Arial" w:hAnsi="Arial"/>
-                <w:i/>
-                <w:iCs/>
-                <w:color w:val="1A1A1A"/>
-                <w:sz w:val="17"/>
-                <w:szCs w:val="17"/>
-              </w:rPr>
-              <w:t xml:space="preserve">capturar o peso dos animais automaticamente da balança eletrônica durante o manejo de curral</w:t>
-            </w:r>
-            <w:r>
-              <w:rPr>
-                <w:rFonts w:ascii="Arial" w:cs="Arial" w:eastAsia="Arial" w:hAnsi="Arial"/>
-                <w:i/>
-                <w:iCs/>
-                <w:color w:val="1A1A1A"/>
-                <w:sz w:val="17"/>
-                <w:szCs w:val="17"/>
-              </w:rPr>
-              <w:t xml:space="preserve">, para </w:t>
-            </w:r>
-            <w:r>
-              <w:rPr>
-                <w:rFonts w:ascii="Arial" w:cs="Arial" w:eastAsia="Arial" w:hAnsi="Arial"/>
-                <w:i/>
-                <w:iCs/>
-                <w:color w:val="1A1A1A"/>
-                <w:sz w:val="17"/>
-                <w:szCs w:val="17"/>
-              </w:rPr>
-              <w:t xml:space="preserve">os dados de pesagem sejam precisos, eu calcule ganho de peso diário automaticamente e tome decisões de manejo baseadas em dados reais</w:t>
+              <w:t>Como gerente de pecuária ou vaqueiro, quero capturar o peso dos animais automaticamente da balança eletrônica durante o manejo de curral, para os dados de pesagem sejam precisos, eu calcule ganho de peso diário automaticamente e tome decisões de manejo baseadas em dados reais</w:t>
             </w:r>
           </w:p>
         </w:tc>
@@ -9971,6 +9592,50 @@
               <w:t xml:space="preserve">☐ Histórico de pesagens por animal: curva de peso ao longo do tempo (gráfico), comparativo com curva esperada (por raça/categoria), alertas de desempenho (animal com GMD &lt; 50% da meta por 2 pesagens consecutivas)</w:t>
             </w:r>
           </w:p>
+          <w:p>
+            <w:pPr>
+              <w:spacing w:before="60" w:after="30"/>
+            </w:pPr>
+            <w:r>
+              <w:rPr>
+                <w:rFonts w:ascii="Arial" w:cs="Arial" w:eastAsia="Arial" w:hAnsi="Arial"/>
+                <w:b/>
+                <w:bCs/>
+                <w:color w:val="2E7D32"/>
+                <w:sz w:val="17"/>
+                <w:szCs w:val="17"/>
+              </w:rPr>
+              <w:t xml:space="preserve">Frontend / Interface:</w:t>
+            </w:r>
+          </w:p>
+          <w:p>
+            <w:pPr>
+              <w:spacing w:after="30"/>
+            </w:pPr>
+            <w:r>
+              <w:rPr>
+                <w:rFonts w:ascii="Arial" w:cs="Arial" w:eastAsia="Arial" w:hAnsi="Arial"/>
+                <w:color w:val="1A1A1A"/>
+                <w:sz w:val="17"/>
+                <w:szCs w:val="17"/>
+              </w:rPr>
+              <w:t xml:space="preserve">☐ Tela web de cadastro de balanças: listar equipamentos, cadastrar novo (modelo, capacidade, resolução, porta de comunicação), calibração</w:t>
+            </w:r>
+          </w:p>
+          <w:p>
+            <w:pPr>
+              <w:spacing w:after="30"/>
+            </w:pPr>
+            <w:r>
+              <w:rPr>
+                <w:rFonts w:ascii="Arial" w:cs="Arial" w:eastAsia="Arial" w:hAnsi="Arial"/>
+                <w:color w:val="1A1A1A"/>
+                <w:sz w:val="17"/>
+                <w:szCs w:val="17"/>
+              </w:rPr>
+              <w:t xml:space="preserve">☐ Vinculação balança-fazenda: dropdown de fazenda e local de instalação, configuração de protocolo</w:t>
+            </w:r>
+          </w:p>
         </w:tc>
       </w:tr>
       <w:tr>
@@ -10057,62 +9722,7 @@
                 <w:sz w:val="17"/>
                 <w:szCs w:val="17"/>
               </w:rPr>
-              <w:t xml:space="preserve">Como </w:t>
-            </w:r>
-            <w:r>
-              <w:rPr>
-                <w:rFonts w:ascii="Arial" w:cs="Arial" w:eastAsia="Arial" w:hAnsi="Arial"/>
-                <w:i/>
-                <w:iCs/>
-                <w:color w:val="1A1A1A"/>
-                <w:sz w:val="17"/>
-                <w:szCs w:val="17"/>
-              </w:rPr>
-              <w:t xml:space="preserve">gerente de pecuária ou técnico de IA</w:t>
-            </w:r>
-            <w:r>
-              <w:rPr>
-                <w:rFonts w:ascii="Arial" w:cs="Arial" w:eastAsia="Arial" w:hAnsi="Arial"/>
-                <w:i/>
-                <w:iCs/>
-                <w:color w:val="1A1A1A"/>
-                <w:sz w:val="17"/>
-                <w:szCs w:val="17"/>
-              </w:rPr>
-              <w:t xml:space="preserve">, quero </w:t>
-            </w:r>
-            <w:r>
-              <w:rPr>
-                <w:rFonts w:ascii="Arial" w:cs="Arial" w:eastAsia="Arial" w:hAnsi="Arial"/>
-                <w:i/>
-                <w:iCs/>
-                <w:color w:val="1A1A1A"/>
-                <w:sz w:val="17"/>
-                <w:szCs w:val="17"/>
-              </w:rPr>
-              <w:t xml:space="preserve">controlar o estoque de sêmen por touro/partida e ter a baixa automática quando lanço uma inseminação</w:t>
-            </w:r>
-            <w:r>
-              <w:rPr>
-                <w:rFonts w:ascii="Arial" w:cs="Arial" w:eastAsia="Arial" w:hAnsi="Arial"/>
-                <w:i/>
-                <w:iCs/>
-                <w:color w:val="1A1A1A"/>
-                <w:sz w:val="17"/>
-                <w:szCs w:val="17"/>
-              </w:rPr>
-              <w:t xml:space="preserve">, para </w:t>
-            </w:r>
-            <w:r>
-              <w:rPr>
-                <w:rFonts w:ascii="Arial" w:cs="Arial" w:eastAsia="Arial" w:hAnsi="Arial"/>
-                <w:i/>
-                <w:iCs/>
-                <w:color w:val="1A1A1A"/>
-                <w:sz w:val="17"/>
-                <w:szCs w:val="17"/>
-              </w:rPr>
-              <w:t xml:space="preserve">eu saiba exatamente quantas doses tenho de cada touro, não perca doses por vencimento e tenha rastreabilidade completa da genealogia</w:t>
+              <w:t>Como gerente de pecuária ou técnico de IA, quero controlar o estoque de sêmen por touro/partida e ter a baixa automática quando lanço uma inseminação, para eu saiba exatamente quantas doses tenho de cada touro, não perca doses por vencimento e tenha rastreabilidade completa da genealogia</w:t>
             </w:r>
           </w:p>
         </w:tc>
@@ -10303,6 +9913,78 @@
                 <w:szCs w:val="17"/>
               </w:rPr>
               <w:t xml:space="preserve">☐ Integração com programas de melhoramento: campo para vincular registro do touro com programas (ANCP, ABCZ, DeltaGen, Qualitas, PMGG). Importação de sumários de touros (DEP/PTA) em formato CSV/PDF quando disponível</w:t>
+            </w:r>
+          </w:p>
+          <w:p>
+            <w:pPr>
+              <w:spacing w:before="60" w:after="30"/>
+            </w:pPr>
+            <w:r>
+              <w:rPr>
+                <w:rFonts w:ascii="Arial" w:cs="Arial" w:eastAsia="Arial" w:hAnsi="Arial"/>
+                <w:b/>
+                <w:bCs/>
+                <w:color w:val="2E7D32"/>
+                <w:sz w:val="17"/>
+                <w:szCs w:val="17"/>
+              </w:rPr>
+              <w:t xml:space="preserve">Frontend / Interface:</w:t>
+            </w:r>
+          </w:p>
+          <w:p>
+            <w:pPr>
+              <w:spacing w:after="30"/>
+            </w:pPr>
+            <w:r>
+              <w:rPr>
+                <w:rFonts w:ascii="Arial" w:cs="Arial" w:eastAsia="Arial" w:hAnsi="Arial"/>
+                <w:color w:val="1A1A1A"/>
+                <w:sz w:val="17"/>
+                <w:szCs w:val="17"/>
+              </w:rPr>
+              <w:t xml:space="preserve">☐ Tela de estoque de sêmen: tabela com touro, partida/lote, doses disponíveis, valor unitário, data de entrada, fornecedor</w:t>
+            </w:r>
+          </w:p>
+          <w:p>
+            <w:pPr>
+              <w:spacing w:after="30"/>
+            </w:pPr>
+            <w:r>
+              <w:rPr>
+                <w:rFonts w:ascii="Arial" w:cs="Arial" w:eastAsia="Arial" w:hAnsi="Arial"/>
+                <w:color w:val="1A1A1A"/>
+                <w:sz w:val="17"/>
+                <w:szCs w:val="17"/>
+              </w:rPr>
+              <w:t xml:space="preserve">☐ Formulário de entrada de sêmen: campos de touro (busca/cadastro), quantidade de doses, partida, fornecedor, NF, valor</w:t>
+            </w:r>
+          </w:p>
+          <w:p>
+            <w:pPr>
+              <w:spacing w:after="30"/>
+            </w:pPr>
+            <w:r>
+              <w:rPr>
+                <w:rFonts w:ascii="Arial" w:cs="Arial" w:eastAsia="Arial" w:hAnsi="Arial"/>
+                <w:color w:val="1A1A1A"/>
+                <w:sz w:val="17"/>
+                <w:szCs w:val="17"/>
+              </w:rPr>
+              <w:t xml:space="preserve">☐ Relatório de consumo: tabela com filtros (período, touro, técnico), gráficos de ranking por taxa de prenhez</w:t>
+            </w:r>
+          </w:p>
+          <w:p>
+            <w:pPr>
+              <w:spacing w:after="30"/>
+            </w:pPr>
+            <w:r>
+              <w:rPr>
+                <w:rFonts w:ascii="Arial" w:cs="Arial" w:eastAsia="Arial" w:hAnsi="Arial"/>
+                <w:color w:val="1A1A1A"/>
+                <w:sz w:val="17"/>
+                <w:szCs w:val="17"/>
+              </w:rPr>
+              <w:t xml:space="preserve">☐ Alertas visuais: badge de estoque baixo por touro, sinalização de partidas próximas do vencimento</w:t>
             </w:r>
           </w:p>
         </w:tc>
@@ -10614,62 +10296,7 @@
                 <w:sz w:val="17"/>
                 <w:szCs w:val="17"/>
               </w:rPr>
-              <w:t xml:space="preserve">Como </w:t>
-            </w:r>
-            <w:r>
-              <w:rPr>
-                <w:rFonts w:ascii="Arial" w:cs="Arial" w:eastAsia="Arial" w:hAnsi="Arial"/>
-                <w:i/>
-                <w:iCs/>
-                <w:color w:val="1A1A1A"/>
-                <w:sz w:val="17"/>
-                <w:szCs w:val="17"/>
-              </w:rPr>
-              <w:t xml:space="preserve">gerente de frota ou operador</w:t>
-            </w:r>
-            <w:r>
-              <w:rPr>
-                <w:rFonts w:ascii="Arial" w:cs="Arial" w:eastAsia="Arial" w:hAnsi="Arial"/>
-                <w:i/>
-                <w:iCs/>
-                <w:color w:val="1A1A1A"/>
-                <w:sz w:val="17"/>
-                <w:szCs w:val="17"/>
-              </w:rPr>
-              <w:t xml:space="preserve">, quero </w:t>
-            </w:r>
-            <w:r>
-              <w:rPr>
-                <w:rFonts w:ascii="Arial" w:cs="Arial" w:eastAsia="Arial" w:hAnsi="Arial"/>
-                <w:i/>
-                <w:iCs/>
-                <w:color w:val="1A1A1A"/>
-                <w:sz w:val="17"/>
-                <w:szCs w:val="17"/>
-              </w:rPr>
-              <w:t xml:space="preserve">registrar cada abastecimento de máquinas e veículos com dados do horímetro/odômetro e calcular consumo automaticamente</w:t>
-            </w:r>
-            <w:r>
-              <w:rPr>
-                <w:rFonts w:ascii="Arial" w:cs="Arial" w:eastAsia="Arial" w:hAnsi="Arial"/>
-                <w:i/>
-                <w:iCs/>
-                <w:color w:val="1A1A1A"/>
-                <w:sz w:val="17"/>
-                <w:szCs w:val="17"/>
-              </w:rPr>
-              <w:t xml:space="preserve">, para </w:t>
-            </w:r>
-            <w:r>
-              <w:rPr>
-                <w:rFonts w:ascii="Arial" w:cs="Arial" w:eastAsia="Arial" w:hAnsi="Arial"/>
-                <w:i/>
-                <w:iCs/>
-                <w:color w:val="1A1A1A"/>
-                <w:sz w:val="17"/>
-                <w:szCs w:val="17"/>
-              </w:rPr>
-              <w:t xml:space="preserve">eu controle o custo de combustível por máquina/operação, identifique consumos anômalos e projete a necessidade de compra</w:t>
+              <w:t>Como gerente de frota ou operador, quero registrar cada abastecimento de máquinas e veículos com dados do horímetro/odômetro e calcular consumo automaticamente, para eu controle o custo de combustível por máquina/operação, identifique consumos anômalos e projete a necessidade de compra</w:t>
             </w:r>
           </w:p>
         </w:tc>
@@ -10860,6 +10487,64 @@
                 <w:szCs w:val="17"/>
               </w:rPr>
               <w:t xml:space="preserve">☐ Integração financeira: custo de combustível alocado automaticamente ao centro de custo da atividade (café, milho, leite, administrativo), via operação agrícola vinculada ou rateio manual. Alimenta custo de produção por saca/litro de leite</w:t>
+            </w:r>
+          </w:p>
+          <w:p>
+            <w:pPr>
+              <w:spacing w:before="60" w:after="30"/>
+            </w:pPr>
+            <w:r>
+              <w:rPr>
+                <w:rFonts w:ascii="Arial" w:cs="Arial" w:eastAsia="Arial" w:hAnsi="Arial"/>
+                <w:b/>
+                <w:bCs/>
+                <w:color w:val="2E7D32"/>
+                <w:sz w:val="17"/>
+                <w:szCs w:val="17"/>
+              </w:rPr>
+              <w:t xml:space="preserve">Frontend / Interface:</w:t>
+            </w:r>
+          </w:p>
+          <w:p>
+            <w:pPr>
+              <w:spacing w:after="30"/>
+            </w:pPr>
+            <w:r>
+              <w:rPr>
+                <w:rFonts w:ascii="Arial" w:cs="Arial" w:eastAsia="Arial" w:hAnsi="Arial"/>
+                <w:color w:val="1A1A1A"/>
+                <w:sz w:val="17"/>
+                <w:szCs w:val="17"/>
+              </w:rPr>
+              <w:t xml:space="preserve">☐ Tela web de cadastro de tanques: listar tanques, cadastrar (nome, capacidade, combustível, localização), saldo atual com gráfico de nível</w:t>
+            </w:r>
+          </w:p>
+          <w:p>
+            <w:pPr>
+              <w:spacing w:after="30"/>
+            </w:pPr>
+            <w:r>
+              <w:rPr>
+                <w:rFonts w:ascii="Arial" w:cs="Arial" w:eastAsia="Arial" w:hAnsi="Arial"/>
+                <w:color w:val="1A1A1A"/>
+                <w:sz w:val="17"/>
+                <w:szCs w:val="17"/>
+              </w:rPr>
+              <w:t xml:space="preserve">☐ Configuração de alertas: formulário para definir limites de consumo anômalo por máquina (L/h máximo, desvio % aceitável)</w:t>
+            </w:r>
+          </w:p>
+          <w:p>
+            <w:pPr>
+              <w:spacing w:after="30"/>
+            </w:pPr>
+            <w:r>
+              <w:rPr>
+                <w:rFonts w:ascii="Arial" w:cs="Arial" w:eastAsia="Arial" w:hAnsi="Arial"/>
+                <w:color w:val="1A1A1A"/>
+                <w:sz w:val="17"/>
+                <w:szCs w:val="17"/>
+              </w:rPr>
+              <w:t xml:space="preserve">☐ Tela de relatórios: consumo por máquina/período/operador com gráficos de tendência e ranking, exportação CSV/PDF</w:t>
             </w:r>
           </w:p>
         </w:tc>
@@ -11171,62 +10856,7 @@
                 <w:sz w:val="17"/>
                 <w:szCs w:val="17"/>
               </w:rPr>
-              <w:t xml:space="preserve">Como </w:t>
-            </w:r>
-            <w:r>
-              <w:rPr>
-                <w:rFonts w:ascii="Arial" w:cs="Arial" w:eastAsia="Arial" w:hAnsi="Arial"/>
-                <w:i/>
-                <w:iCs/>
-                <w:color w:val="1A1A1A"/>
-                <w:sz w:val="17"/>
-                <w:szCs w:val="17"/>
-              </w:rPr>
-              <w:t xml:space="preserve">gerente de compras</w:t>
-            </w:r>
-            <w:r>
-              <w:rPr>
-                <w:rFonts w:ascii="Arial" w:cs="Arial" w:eastAsia="Arial" w:hAnsi="Arial"/>
-                <w:i/>
-                <w:iCs/>
-                <w:color w:val="1A1A1A"/>
-                <w:sz w:val="17"/>
-                <w:szCs w:val="17"/>
-              </w:rPr>
-              <w:t xml:space="preserve">, quero </w:t>
-            </w:r>
-            <w:r>
-              <w:rPr>
-                <w:rFonts w:ascii="Arial" w:cs="Arial" w:eastAsia="Arial" w:hAnsi="Arial"/>
-                <w:i/>
-                <w:iCs/>
-                <w:color w:val="1A1A1A"/>
-                <w:sz w:val="17"/>
-                <w:szCs w:val="17"/>
-              </w:rPr>
-              <w:t xml:space="preserve">enviar cotações diretamente para fornecedores e receber propostas online através de um portal web</w:t>
-            </w:r>
-            <w:r>
-              <w:rPr>
-                <w:rFonts w:ascii="Arial" w:cs="Arial" w:eastAsia="Arial" w:hAnsi="Arial"/>
-                <w:i/>
-                <w:iCs/>
-                <w:color w:val="1A1A1A"/>
-                <w:sz w:val="17"/>
-                <w:szCs w:val="17"/>
-              </w:rPr>
-              <w:t xml:space="preserve">, para </w:t>
-            </w:r>
-            <w:r>
-              <w:rPr>
-                <w:rFonts w:ascii="Arial" w:cs="Arial" w:eastAsia="Arial" w:hAnsi="Arial"/>
-                <w:i/>
-                <w:iCs/>
-                <w:color w:val="1A1A1A"/>
-                <w:sz w:val="17"/>
-                <w:szCs w:val="17"/>
-              </w:rPr>
-              <w:t xml:space="preserve">eu elimine o envio manual por email/WhatsApp, centralize todas as respostas no sistema e reduza o tempo do processo de compra</w:t>
+              <w:t>Como gerente de compras, quero enviar cotações diretamente para fornecedores e receber propostas online através de um portal web, para eu elimine o envio manual por email/WhatsApp, centralize todas as respostas no sistema e reduza o tempo do processo de compra</w:t>
             </w:r>
           </w:p>
         </w:tc>
@@ -11728,62 +11358,7 @@
                 <w:sz w:val="17"/>
                 <w:szCs w:val="17"/>
               </w:rPr>
-              <w:t xml:space="preserve">Como </w:t>
-            </w:r>
-            <w:r>
-              <w:rPr>
-                <w:rFonts w:ascii="Arial" w:cs="Arial" w:eastAsia="Arial" w:hAnsi="Arial"/>
-                <w:i/>
-                <w:iCs/>
-                <w:color w:val="1A1A1A"/>
-                <w:sz w:val="17"/>
-                <w:szCs w:val="17"/>
-              </w:rPr>
-              <w:t xml:space="preserve">qualquer usuário do sistema</w:t>
-            </w:r>
-            <w:r>
-              <w:rPr>
-                <w:rFonts w:ascii="Arial" w:cs="Arial" w:eastAsia="Arial" w:hAnsi="Arial"/>
-                <w:i/>
-                <w:iCs/>
-                <w:color w:val="1A1A1A"/>
-                <w:sz w:val="17"/>
-                <w:szCs w:val="17"/>
-              </w:rPr>
-              <w:t xml:space="preserve">, quero </w:t>
-            </w:r>
-            <w:r>
-              <w:rPr>
-                <w:rFonts w:ascii="Arial" w:cs="Arial" w:eastAsia="Arial" w:hAnsi="Arial"/>
-                <w:i/>
-                <w:iCs/>
-                <w:color w:val="1A1A1A"/>
-                <w:sz w:val="17"/>
-                <w:szCs w:val="17"/>
-              </w:rPr>
-              <w:t xml:space="preserve">receber notificações relevantes por push (app), email e na central do sistema, com controle granular do que recebo</w:t>
-            </w:r>
-            <w:r>
-              <w:rPr>
-                <w:rFonts w:ascii="Arial" w:cs="Arial" w:eastAsia="Arial" w:hAnsi="Arial"/>
-                <w:i/>
-                <w:iCs/>
-                <w:color w:val="1A1A1A"/>
-                <w:sz w:val="17"/>
-                <w:szCs w:val="17"/>
-              </w:rPr>
-              <w:t xml:space="preserve">, para </w:t>
-            </w:r>
-            <w:r>
-              <w:rPr>
-                <w:rFonts w:ascii="Arial" w:cs="Arial" w:eastAsia="Arial" w:hAnsi="Arial"/>
-                <w:i/>
-                <w:iCs/>
-                <w:color w:val="1A1A1A"/>
-                <w:sz w:val="17"/>
-                <w:szCs w:val="17"/>
-              </w:rPr>
-              <w:t xml:space="preserve">eu não perca eventos importantes mas também não seja sobrecarregado com alertas irrelevantes</w:t>
+              <w:t>Como qualquer usuário do sistema, quero receber notificações relevantes por push (app), email e na central do sistema, com controle granular do que recebo, para eu não perca eventos importantes mas também não seja sobrecarregado com alertas irrelevantes</w:t>
             </w:r>
           </w:p>
         </w:tc>
@@ -12285,62 +11860,7 @@
                 <w:sz w:val="17"/>
                 <w:szCs w:val="17"/>
               </w:rPr>
-              <w:t xml:space="preserve">Como </w:t>
-            </w:r>
-            <w:r>
-              <w:rPr>
-                <w:rFonts w:ascii="Arial" w:cs="Arial" w:eastAsia="Arial" w:hAnsi="Arial"/>
-                <w:i/>
-                <w:iCs/>
-                <w:color w:val="1A1A1A"/>
-                <w:sz w:val="17"/>
-                <w:szCs w:val="17"/>
-              </w:rPr>
-              <w:t xml:space="preserve">agrônomo ou gerente agrícola</w:t>
-            </w:r>
-            <w:r>
-              <w:rPr>
-                <w:rFonts w:ascii="Arial" w:cs="Arial" w:eastAsia="Arial" w:hAnsi="Arial"/>
-                <w:i/>
-                <w:iCs/>
-                <w:color w:val="1A1A1A"/>
-                <w:sz w:val="17"/>
-                <w:szCs w:val="17"/>
-              </w:rPr>
-              <w:t xml:space="preserve">, quero </w:t>
-            </w:r>
-            <w:r>
-              <w:rPr>
-                <w:rFonts w:ascii="Arial" w:cs="Arial" w:eastAsia="Arial" w:hAnsi="Arial"/>
-                <w:i/>
-                <w:iCs/>
-                <w:color w:val="1A1A1A"/>
-                <w:sz w:val="17"/>
-                <w:szCs w:val="17"/>
-              </w:rPr>
-              <w:t xml:space="preserve">realizar monitoramento de pragas em pontos georreferenciados, visualizar mapas de calor de incidência e receber recomendações automáticas de controle</w:t>
-            </w:r>
-            <w:r>
-              <w:rPr>
-                <w:rFonts w:ascii="Arial" w:cs="Arial" w:eastAsia="Arial" w:hAnsi="Arial"/>
-                <w:i/>
-                <w:iCs/>
-                <w:color w:val="1A1A1A"/>
-                <w:sz w:val="17"/>
-                <w:szCs w:val="17"/>
-              </w:rPr>
-              <w:t xml:space="preserve">, para </w:t>
-            </w:r>
-            <w:r>
-              <w:rPr>
-                <w:rFonts w:ascii="Arial" w:cs="Arial" w:eastAsia="Arial" w:hAnsi="Arial"/>
-                <w:i/>
-                <w:iCs/>
-                <w:color w:val="1A1A1A"/>
-                <w:sz w:val="17"/>
-                <w:szCs w:val="17"/>
-              </w:rPr>
-              <w:t xml:space="preserve">eu aplique defensivos apenas onde necessário, reduza custos com pulverização desnecessária e atenda requisitos de certificação</w:t>
+              <w:t>Como agrônomo ou gerente agrícola, quero realizar monitoramento de pragas em pontos georreferenciados, visualizar mapas de calor de incidência e receber recomendações automáticas de controle, para eu aplique defensivos apenas onde necessário, reduza custos com pulverização desnecessária e atenda requisitos de certificação</w:t>
             </w:r>
           </w:p>
         </w:tc>
@@ -12842,62 +12362,7 @@
                 <w:sz w:val="17"/>
                 <w:szCs w:val="17"/>
               </w:rPr>
-              <w:t xml:space="preserve">Como </w:t>
-            </w:r>
-            <w:r>
-              <w:rPr>
-                <w:rFonts w:ascii="Arial" w:cs="Arial" w:eastAsia="Arial" w:hAnsi="Arial"/>
-                <w:i/>
-                <w:iCs/>
-                <w:color w:val="1A1A1A"/>
-                <w:sz w:val="17"/>
-                <w:szCs w:val="17"/>
-              </w:rPr>
-              <w:t xml:space="preserve">gerente de fazenda</w:t>
-            </w:r>
-            <w:r>
-              <w:rPr>
-                <w:rFonts w:ascii="Arial" w:cs="Arial" w:eastAsia="Arial" w:hAnsi="Arial"/>
-                <w:i/>
-                <w:iCs/>
-                <w:color w:val="1A1A1A"/>
-                <w:sz w:val="17"/>
-                <w:szCs w:val="17"/>
-              </w:rPr>
-              <w:t xml:space="preserve">, quero </w:t>
-            </w:r>
-            <w:r>
-              <w:rPr>
-                <w:rFonts w:ascii="Arial" w:cs="Arial" w:eastAsia="Arial" w:hAnsi="Arial"/>
-                <w:i/>
-                <w:iCs/>
-                <w:color w:val="1A1A1A"/>
-                <w:sz w:val="17"/>
-                <w:szCs w:val="17"/>
-              </w:rPr>
-              <w:t xml:space="preserve">visualizar todas as tarefas e operações planejadas em um calendário integrado, com atribuição de responsáveis e alertas de vencimento</w:t>
-            </w:r>
-            <w:r>
-              <w:rPr>
-                <w:rFonts w:ascii="Arial" w:cs="Arial" w:eastAsia="Arial" w:hAnsi="Arial"/>
-                <w:i/>
-                <w:iCs/>
-                <w:color w:val="1A1A1A"/>
-                <w:sz w:val="17"/>
-                <w:szCs w:val="17"/>
-              </w:rPr>
-              <w:t xml:space="preserve">, para </w:t>
-            </w:r>
-            <w:r>
-              <w:rPr>
-                <w:rFonts w:ascii="Arial" w:cs="Arial" w:eastAsia="Arial" w:hAnsi="Arial"/>
-                <w:i/>
-                <w:iCs/>
-                <w:color w:val="1A1A1A"/>
-                <w:sz w:val="17"/>
-                <w:szCs w:val="17"/>
-              </w:rPr>
-              <w:t xml:space="preserve">eu coordene as atividades da fazenda de forma visual, evite conflitos de recursos e não esqueça tarefas críticas</w:t>
+              <w:t>Como gerente de fazenda, quero visualizar todas as tarefas e operações planejadas em um calendário integrado, com atribuição de responsáveis e alertas de vencimento, para eu coordene as atividades da fazenda de forma visual, evite conflitos de recursos e não esqueça tarefas críticas</w:t>
             </w:r>
           </w:p>
         </w:tc>
@@ -13399,62 +12864,7 @@
                 <w:sz w:val="17"/>
                 <w:szCs w:val="17"/>
               </w:rPr>
-              <w:t xml:space="preserve">Como </w:t>
-            </w:r>
-            <w:r>
-              <w:rPr>
-                <w:rFonts w:ascii="Arial" w:cs="Arial" w:eastAsia="Arial" w:hAnsi="Arial"/>
-                <w:i/>
-                <w:iCs/>
-                <w:color w:val="1A1A1A"/>
-                <w:sz w:val="17"/>
-                <w:szCs w:val="17"/>
-              </w:rPr>
-              <w:t xml:space="preserve">gerente agrícola ou proprietário</w:t>
-            </w:r>
-            <w:r>
-              <w:rPr>
-                <w:rFonts w:ascii="Arial" w:cs="Arial" w:eastAsia="Arial" w:hAnsi="Arial"/>
-                <w:i/>
-                <w:iCs/>
-                <w:color w:val="1A1A1A"/>
-                <w:sz w:val="17"/>
-                <w:szCs w:val="17"/>
-              </w:rPr>
-              <w:t xml:space="preserve">, quero </w:t>
-            </w:r>
-            <w:r>
-              <w:rPr>
-                <w:rFonts w:ascii="Arial" w:cs="Arial" w:eastAsia="Arial" w:hAnsi="Arial"/>
-                <w:i/>
-                <w:iCs/>
-                <w:color w:val="1A1A1A"/>
-                <w:sz w:val="17"/>
-                <w:szCs w:val="17"/>
-              </w:rPr>
-              <w:t xml:space="preserve">obter estimativas de produtividade antes da colheita baseadas em dados históricos, NDVI e clima</w:t>
-            </w:r>
-            <w:r>
-              <w:rPr>
-                <w:rFonts w:ascii="Arial" w:cs="Arial" w:eastAsia="Arial" w:hAnsi="Arial"/>
-                <w:i/>
-                <w:iCs/>
-                <w:color w:val="1A1A1A"/>
-                <w:sz w:val="17"/>
-                <w:szCs w:val="17"/>
-              </w:rPr>
-              <w:t xml:space="preserve">, para </w:t>
-            </w:r>
-            <w:r>
-              <w:rPr>
-                <w:rFonts w:ascii="Arial" w:cs="Arial" w:eastAsia="Arial" w:hAnsi="Arial"/>
-                <w:i/>
-                <w:iCs/>
-                <w:color w:val="1A1A1A"/>
-                <w:sz w:val="17"/>
-                <w:szCs w:val="17"/>
-              </w:rPr>
-              <w:t xml:space="preserve">eu planeje a comercialização, logística de colheita e necessidade de armazenagem com antecedência</w:t>
+              <w:t>Como gerente agrícola ou proprietário, quero obter estimativas de produtividade antes da colheita baseadas em dados históricos, NDVI e clima, para eu planeje a comercialização, logística de colheita e necessidade de armazenagem com antecedência</w:t>
             </w:r>
           </w:p>
         </w:tc>
@@ -13633,6 +13043,64 @@
               <w:t xml:space="preserve">☐ Limitações claras: sistema exibe nota explicando que é estimativa estatística, não garantia. Acurácia esperada: MAPE &lt; 15% a partir de 60 dias antes da colheita</w:t>
             </w:r>
           </w:p>
+          <w:p>
+            <w:pPr>
+              <w:spacing w:before="60" w:after="30"/>
+            </w:pPr>
+            <w:r>
+              <w:rPr>
+                <w:rFonts w:ascii="Arial" w:cs="Arial" w:eastAsia="Arial" w:hAnsi="Arial"/>
+                <w:b/>
+                <w:bCs/>
+                <w:color w:val="2E7D32"/>
+                <w:sz w:val="17"/>
+                <w:szCs w:val="17"/>
+              </w:rPr>
+              <w:t xml:space="preserve">Frontend / Interface:</w:t>
+            </w:r>
+          </w:p>
+          <w:p>
+            <w:pPr>
+              <w:spacing w:after="30"/>
+            </w:pPr>
+            <w:r>
+              <w:rPr>
+                <w:rFonts w:ascii="Arial" w:cs="Arial" w:eastAsia="Arial" w:hAnsi="Arial"/>
+                <w:color w:val="1A1A1A"/>
+                <w:sz w:val="17"/>
+                <w:szCs w:val="17"/>
+              </w:rPr>
+              <w:t xml:space="preserve">☐ Painel de estimativas no detalhe do talhão: card com produtividade estimada (sc/ha), intervalo de confiança, data de colheita</w:t>
+            </w:r>
+          </w:p>
+          <w:p>
+            <w:pPr>
+              <w:spacing w:after="30"/>
+            </w:pPr>
+            <w:r>
+              <w:rPr>
+                <w:rFonts w:ascii="Arial" w:cs="Arial" w:eastAsia="Arial" w:hAnsi="Arial"/>
+                <w:color w:val="1A1A1A"/>
+                <w:sz w:val="17"/>
+                <w:szCs w:val="17"/>
+              </w:rPr>
+              <w:t xml:space="preserve">☐ Gráfico de evolução no dashboard agrícola: linha temporal mostrando estimativa vs. orçado vs. contrato ao longo da safra</w:t>
+            </w:r>
+          </w:p>
+          <w:p>
+            <w:pPr>
+              <w:spacing w:after="30"/>
+            </w:pPr>
+            <w:r>
+              <w:rPr>
+                <w:rFonts w:ascii="Arial" w:cs="Arial" w:eastAsia="Arial" w:hAnsi="Arial"/>
+                <w:color w:val="1A1A1A"/>
+                <w:sz w:val="17"/>
+                <w:szCs w:val="17"/>
+              </w:rPr>
+              <w:t xml:space="preserve">☐ Nota explicativa visível: tooltip ou collapse com limitações do modelo e data da última atualização</w:t>
+            </w:r>
+          </w:p>
         </w:tc>
       </w:tr>
       <w:tr>
@@ -13721,62 +13189,7 @@
                 <w:sz w:val="17"/>
                 <w:szCs w:val="17"/>
               </w:rPr>
-              <w:t xml:space="preserve">Como </w:t>
-            </w:r>
-            <w:r>
-              <w:rPr>
-                <w:rFonts w:ascii="Arial" w:cs="Arial" w:eastAsia="Arial" w:hAnsi="Arial"/>
-                <w:i/>
-                <w:iCs/>
-                <w:color w:val="1A1A1A"/>
-                <w:sz w:val="17"/>
-                <w:szCs w:val="17"/>
-              </w:rPr>
-              <w:t xml:space="preserve">gerente de pecuária ou proprietário</w:t>
-            </w:r>
-            <w:r>
-              <w:rPr>
-                <w:rFonts w:ascii="Arial" w:cs="Arial" w:eastAsia="Arial" w:hAnsi="Arial"/>
-                <w:i/>
-                <w:iCs/>
-                <w:color w:val="1A1A1A"/>
-                <w:sz w:val="17"/>
-                <w:szCs w:val="17"/>
-              </w:rPr>
-              <w:t xml:space="preserve">, quero </w:t>
-            </w:r>
-            <w:r>
-              <w:rPr>
-                <w:rFonts w:ascii="Arial" w:cs="Arial" w:eastAsia="Arial" w:hAnsi="Arial"/>
-                <w:i/>
-                <w:iCs/>
-                <w:color w:val="1A1A1A"/>
-                <w:sz w:val="17"/>
-                <w:szCs w:val="17"/>
-              </w:rPr>
-              <w:t xml:space="preserve">projetar a produção de leite do rebanho para os próximos 30/60/90 dias</w:t>
-            </w:r>
-            <w:r>
-              <w:rPr>
-                <w:rFonts w:ascii="Arial" w:cs="Arial" w:eastAsia="Arial" w:hAnsi="Arial"/>
-                <w:i/>
-                <w:iCs/>
-                <w:color w:val="1A1A1A"/>
-                <w:sz w:val="17"/>
-                <w:szCs w:val="17"/>
-              </w:rPr>
-              <w:t xml:space="preserve">, para </w:t>
-            </w:r>
-            <w:r>
-              <w:rPr>
-                <w:rFonts w:ascii="Arial" w:cs="Arial" w:eastAsia="Arial" w:hAnsi="Arial"/>
-                <w:i/>
-                <w:iCs/>
-                <w:color w:val="1A1A1A"/>
-                <w:sz w:val="17"/>
-                <w:szCs w:val="17"/>
-              </w:rPr>
-              <w:t xml:space="preserve">eu negocie contratos com laticínios com base em dados reais e planeje a logística de coleta</w:t>
+              <w:t>Como gerente de pecuária ou proprietário, quero projetar a produção de leite do rebanho para os próximos 30/60/90 dias, para eu negocie contratos com laticínios com base em dados reais e planeje a logística de coleta</w:t>
             </w:r>
           </w:p>
         </w:tc>
@@ -13944,6 +13357,64 @@
               <w:t xml:space="preserve">☐ Atualização automática: recalculada a cada controle leiteiro registrado</w:t>
             </w:r>
           </w:p>
+          <w:p>
+            <w:pPr>
+              <w:spacing w:before="60" w:after="30"/>
+            </w:pPr>
+            <w:r>
+              <w:rPr>
+                <w:rFonts w:ascii="Arial" w:cs="Arial" w:eastAsia="Arial" w:hAnsi="Arial"/>
+                <w:b/>
+                <w:bCs/>
+                <w:color w:val="2E7D32"/>
+                <w:sz w:val="17"/>
+                <w:szCs w:val="17"/>
+              </w:rPr>
+              <w:t xml:space="preserve">Frontend / Interface:</w:t>
+            </w:r>
+          </w:p>
+          <w:p>
+            <w:pPr>
+              <w:spacing w:after="30"/>
+            </w:pPr>
+            <w:r>
+              <w:rPr>
+                <w:rFonts w:ascii="Arial" w:cs="Arial" w:eastAsia="Arial" w:hAnsi="Arial"/>
+                <w:color w:val="1A1A1A"/>
+                <w:sz w:val="17"/>
+                <w:szCs w:val="17"/>
+              </w:rPr>
+              <w:t xml:space="preserve">☐ Painel de previsão no dashboard pecuário: gráfico de linha 90 dias com produção projetada (otimista/realista/pessimista)</w:t>
+            </w:r>
+          </w:p>
+          <w:p>
+            <w:pPr>
+              <w:spacing w:after="30"/>
+            </w:pPr>
+            <w:r>
+              <w:rPr>
+                <w:rFonts w:ascii="Arial" w:cs="Arial" w:eastAsia="Arial" w:hAnsi="Arial"/>
+                <w:color w:val="1A1A1A"/>
+                <w:sz w:val="17"/>
+                <w:szCs w:val="17"/>
+              </w:rPr>
+              <w:t xml:space="preserve">☐ Card de produção mensal projetada: comparativo com meta do contrato do laticínio, alerta se projeção inferior ao contrato</w:t>
+            </w:r>
+          </w:p>
+          <w:p>
+            <w:pPr>
+              <w:spacing w:after="30"/>
+            </w:pPr>
+            <w:r>
+              <w:rPr>
+                <w:rFonts w:ascii="Arial" w:cs="Arial" w:eastAsia="Arial" w:hAnsi="Arial"/>
+                <w:color w:val="1A1A1A"/>
+                <w:sz w:val="17"/>
+                <w:szCs w:val="17"/>
+              </w:rPr>
+              <w:t xml:space="preserve">☐ Configuração de cenários: formulário para definir percentual de redução por cenário (seca, descarte, sazonalidade)</w:t>
+            </w:r>
+          </w:p>
         </w:tc>
       </w:tr>
       <w:tr>
@@ -14030,62 +13501,7 @@
                 <w:sz w:val="17"/>
                 <w:szCs w:val="17"/>
               </w:rPr>
-              <w:t xml:space="preserve">Como </w:t>
-            </w:r>
-            <w:r>
-              <w:rPr>
-                <w:rFonts w:ascii="Arial" w:cs="Arial" w:eastAsia="Arial" w:hAnsi="Arial"/>
-                <w:i/>
-                <w:iCs/>
-                <w:color w:val="1A1A1A"/>
-                <w:sz w:val="17"/>
-                <w:szCs w:val="17"/>
-              </w:rPr>
-              <w:t xml:space="preserve">proprietário ou gerente administrativo</w:t>
-            </w:r>
-            <w:r>
-              <w:rPr>
-                <w:rFonts w:ascii="Arial" w:cs="Arial" w:eastAsia="Arial" w:hAnsi="Arial"/>
-                <w:i/>
-                <w:iCs/>
-                <w:color w:val="1A1A1A"/>
-                <w:sz w:val="17"/>
-                <w:szCs w:val="17"/>
-              </w:rPr>
-              <w:t xml:space="preserve">, quero </w:t>
-            </w:r>
-            <w:r>
-              <w:rPr>
-                <w:rFonts w:ascii="Arial" w:cs="Arial" w:eastAsia="Arial" w:hAnsi="Arial"/>
-                <w:i/>
-                <w:iCs/>
-                <w:color w:val="1A1A1A"/>
-                <w:sz w:val="17"/>
-                <w:szCs w:val="17"/>
-              </w:rPr>
-              <w:t xml:space="preserve">gerar relatórios profissionais automaticamente com dados do sistema para apresentar a bancos, certificadoras e auditorias</w:t>
-            </w:r>
-            <w:r>
-              <w:rPr>
-                <w:rFonts w:ascii="Arial" w:cs="Arial" w:eastAsia="Arial" w:hAnsi="Arial"/>
-                <w:i/>
-                <w:iCs/>
-                <w:color w:val="1A1A1A"/>
-                <w:sz w:val="17"/>
-                <w:szCs w:val="17"/>
-              </w:rPr>
-              <w:t xml:space="preserve">, para </w:t>
-            </w:r>
-            <w:r>
-              <w:rPr>
-                <w:rFonts w:ascii="Arial" w:cs="Arial" w:eastAsia="Arial" w:hAnsi="Arial"/>
-                <w:i/>
-                <w:iCs/>
-                <w:color w:val="1A1A1A"/>
-                <w:sz w:val="17"/>
-                <w:szCs w:val="17"/>
-              </w:rPr>
-              <w:t xml:space="preserve">eu economize horas de trabalho manual compilando dados e tenha relatórios sempre atualizados e consistentes</w:t>
+              <w:t>Como proprietário ou gerente administrativo, quero gerar relatórios profissionais automaticamente com dados do sistema para apresentar a bancos, certificadoras e auditorias, para eu economize horas de trabalho manual compilando dados e tenha relatórios sempre atualizados e consistentes</w:t>
             </w:r>
           </w:p>
         </w:tc>
@@ -14262,6 +13678,78 @@
                 <w:szCs w:val="17"/>
               </w:rPr>
               <w:t xml:space="preserve">☐ Histórico: todos os relatórios gerados ficam salvos com data, responsável e link para download. Comparativo entre relatórios de períodos diferentes</w:t>
+            </w:r>
+          </w:p>
+          <w:p>
+            <w:pPr>
+              <w:spacing w:before="60" w:after="30"/>
+            </w:pPr>
+            <w:r>
+              <w:rPr>
+                <w:rFonts w:ascii="Arial" w:cs="Arial" w:eastAsia="Arial" w:hAnsi="Arial"/>
+                <w:b/>
+                <w:bCs/>
+                <w:color w:val="2E7D32"/>
+                <w:sz w:val="17"/>
+                <w:szCs w:val="17"/>
+              </w:rPr>
+              <w:t xml:space="preserve">Frontend / Interface:</w:t>
+            </w:r>
+          </w:p>
+          <w:p>
+            <w:pPr>
+              <w:spacing w:after="30"/>
+            </w:pPr>
+            <w:r>
+              <w:rPr>
+                <w:rFonts w:ascii="Arial" w:cs="Arial" w:eastAsia="Arial" w:hAnsi="Arial"/>
+                <w:color w:val="1A1A1A"/>
+                <w:sz w:val="17"/>
+                <w:szCs w:val="17"/>
+              </w:rPr>
+              <w:t xml:space="preserve">☐ Wizard de geração de relatório: selecionar template, período, fazenda(s), atividade(s), preview em tela antes de gerar PDF</w:t>
+            </w:r>
+          </w:p>
+          <w:p>
+            <w:pPr>
+              <w:spacing w:after="30"/>
+            </w:pPr>
+            <w:r>
+              <w:rPr>
+                <w:rFonts w:ascii="Arial" w:cs="Arial" w:eastAsia="Arial" w:hAnsi="Arial"/>
+                <w:color w:val="1A1A1A"/>
+                <w:sz w:val="17"/>
+                <w:szCs w:val="17"/>
+              </w:rPr>
+              <w:t xml:space="preserve">☐ Editor de templates: personalizar seções a incluir/excluir, adicionar logo e textos complementares</w:t>
+            </w:r>
+          </w:p>
+          <w:p>
+            <w:pPr>
+              <w:spacing w:after="30"/>
+            </w:pPr>
+            <w:r>
+              <w:rPr>
+                <w:rFonts w:ascii="Arial" w:cs="Arial" w:eastAsia="Arial" w:hAnsi="Arial"/>
+                <w:color w:val="1A1A1A"/>
+                <w:sz w:val="17"/>
+                <w:szCs w:val="17"/>
+              </w:rPr>
+              <w:t xml:space="preserve">☐ Tela de agendamento: configurar frequência (mensal/trimestral), destinatários por email, histórico de envios</w:t>
+            </w:r>
+          </w:p>
+          <w:p>
+            <w:pPr>
+              <w:spacing w:after="30"/>
+            </w:pPr>
+            <w:r>
+              <w:rPr>
+                <w:rFonts w:ascii="Arial" w:cs="Arial" w:eastAsia="Arial" w:hAnsi="Arial"/>
+                <w:color w:val="1A1A1A"/>
+                <w:sz w:val="17"/>
+                <w:szCs w:val="17"/>
+              </w:rPr>
+              <w:t xml:space="preserve">☐ Biblioteca de relatórios gerados: lista com data, template, período, download PDF, reenvio por email</w:t>
             </w:r>
           </w:p>
         </w:tc>
@@ -14573,62 +14061,7 @@
                 <w:sz w:val="17"/>
                 <w:szCs w:val="17"/>
               </w:rPr>
-              <w:t xml:space="preserve">Como </w:t>
-            </w:r>
-            <w:r>
-              <w:rPr>
-                <w:rFonts w:ascii="Arial" w:cs="Arial" w:eastAsia="Arial" w:hAnsi="Arial"/>
-                <w:i/>
-                <w:iCs/>
-                <w:color w:val="1A1A1A"/>
-                <w:sz w:val="17"/>
-                <w:szCs w:val="17"/>
-              </w:rPr>
-              <w:t xml:space="preserve">administrador do sistema</w:t>
-            </w:r>
-            <w:r>
-              <w:rPr>
-                <w:rFonts w:ascii="Arial" w:cs="Arial" w:eastAsia="Arial" w:hAnsi="Arial"/>
-                <w:i/>
-                <w:iCs/>
-                <w:color w:val="1A1A1A"/>
-                <w:sz w:val="17"/>
-                <w:szCs w:val="17"/>
-              </w:rPr>
-              <w:t xml:space="preserve">, quero </w:t>
-            </w:r>
-            <w:r>
-              <w:rPr>
-                <w:rFonts w:ascii="Arial" w:cs="Arial" w:eastAsia="Arial" w:hAnsi="Arial"/>
-                <w:i/>
-                <w:iCs/>
-                <w:color w:val="1A1A1A"/>
-                <w:sz w:val="17"/>
-                <w:szCs w:val="17"/>
-              </w:rPr>
-              <w:t xml:space="preserve">configurar fluxos de aprovação para diferentes processos da fazenda com alçadas por valor e tipo</w:t>
-            </w:r>
-            <w:r>
-              <w:rPr>
-                <w:rFonts w:ascii="Arial" w:cs="Arial" w:eastAsia="Arial" w:hAnsi="Arial"/>
-                <w:i/>
-                <w:iCs/>
-                <w:color w:val="1A1A1A"/>
-                <w:sz w:val="17"/>
-                <w:szCs w:val="17"/>
-              </w:rPr>
-              <w:t xml:space="preserve">, para </w:t>
-            </w:r>
-            <w:r>
-              <w:rPr>
-                <w:rFonts w:ascii="Arial" w:cs="Arial" w:eastAsia="Arial" w:hAnsi="Arial"/>
-                <w:i/>
-                <w:iCs/>
-                <w:color w:val="1A1A1A"/>
-                <w:sz w:val="17"/>
-                <w:szCs w:val="17"/>
-              </w:rPr>
-              <w:t xml:space="preserve">os processos críticos passem por revisão/aprovação adequada sem burocratizar operações do dia a dia</w:t>
+              <w:t>Como administrador do sistema, quero configurar fluxos de aprovação para diferentes processos da fazenda com alçadas por valor e tipo, para os processos críticos passem por revisão/aprovação adequada sem burocratizar operações do dia a dia</w:t>
             </w:r>
           </w:p>
         </w:tc>
@@ -14819,6 +14252,78 @@
                 <w:szCs w:val="17"/>
               </w:rPr>
               <w:t xml:space="preserve">☐ Regras de negócio: registro bloqueado até aprovação final (não pode executar compra sem aprovação), exceção para emergências (aprovação posterior com justificativa, marcada como 'emergencial')</w:t>
+            </w:r>
+          </w:p>
+          <w:p>
+            <w:pPr>
+              <w:spacing w:before="60" w:after="30"/>
+            </w:pPr>
+            <w:r>
+              <w:rPr>
+                <w:rFonts w:ascii="Arial" w:cs="Arial" w:eastAsia="Arial" w:hAnsi="Arial"/>
+                <w:b/>
+                <w:bCs/>
+                <w:color w:val="2E7D32"/>
+                <w:sz w:val="17"/>
+                <w:szCs w:val="17"/>
+              </w:rPr>
+              <w:t xml:space="preserve">Frontend / Interface:</w:t>
+            </w:r>
+          </w:p>
+          <w:p>
+            <w:pPr>
+              <w:spacing w:after="30"/>
+            </w:pPr>
+            <w:r>
+              <w:rPr>
+                <w:rFonts w:ascii="Arial" w:cs="Arial" w:eastAsia="Arial" w:hAnsi="Arial"/>
+                <w:color w:val="1A1A1A"/>
+                <w:sz w:val="17"/>
+                <w:szCs w:val="17"/>
+              </w:rPr>
+              <w:t xml:space="preserve">☐ Tela web de configuração de workflows: definir módulos, alçadas por valor, aprovadores por nível, prazo de resposta</w:t>
+            </w:r>
+          </w:p>
+          <w:p>
+            <w:pPr>
+              <w:spacing w:after="30"/>
+            </w:pPr>
+            <w:r>
+              <w:rPr>
+                <w:rFonts w:ascii="Arial" w:cs="Arial" w:eastAsia="Arial" w:hAnsi="Arial"/>
+                <w:color w:val="1A1A1A"/>
+                <w:sz w:val="17"/>
+                <w:szCs w:val="17"/>
+              </w:rPr>
+              <w:t xml:space="preserve">☐ Editor visual de regras: condições (valor &gt; X, tipo = Y), ações (notificar, escalar), timeout com escalação automática</w:t>
+            </w:r>
+          </w:p>
+          <w:p>
+            <w:pPr>
+              <w:spacing w:after="30"/>
+            </w:pPr>
+            <w:r>
+              <w:rPr>
+                <w:rFonts w:ascii="Arial" w:cs="Arial" w:eastAsia="Arial" w:hAnsi="Arial"/>
+                <w:color w:val="1A1A1A"/>
+                <w:sz w:val="17"/>
+                <w:szCs w:val="17"/>
+              </w:rPr>
+              <w:t xml:space="preserve">☐ Tela de delegação temporária: formulário para delegar aprovações a substituto com período de vigência</w:t>
+            </w:r>
+          </w:p>
+          <w:p>
+            <w:pPr>
+              <w:spacing w:after="30"/>
+            </w:pPr>
+            <w:r>
+              <w:rPr>
+                <w:rFonts w:ascii="Arial" w:cs="Arial" w:eastAsia="Arial" w:hAnsi="Arial"/>
+                <w:color w:val="1A1A1A"/>
+                <w:sz w:val="17"/>
+                <w:szCs w:val="17"/>
+              </w:rPr>
+              <w:t xml:space="preserve">☐ Inbox de aprovações web: lista de pendências com resumo, ações rápidas (aprovar/reprovar/devolver), filtros por módulo</w:t>
             </w:r>
           </w:p>
         </w:tc>
